--- a/assets/veille-ygg.docx
+++ b/assets/veille-ygg.docx
@@ -65,7 +65,10 @@
         <w:t>Contexte général</w:t>
       </w:r>
       <w:r>
-        <w:t xml:space="preserve"> Le 4 mars 2026, </w:t>
+        <w:t xml:space="preserve"> : </w:t>
+      </w:r>
+      <w:r>
+        <w:t xml:space="preserve">Le 4 mars 2026, </w:t>
       </w:r>
       <w:proofErr w:type="spellStart"/>
       <w:r>
@@ -320,30 +323,7 @@
       </w:r>
       <w:proofErr w:type="spellEnd"/>
       <w:r>
-        <w:t xml:space="preserve">, dénonçant une modération autoritaire et une monétisation à outrance de la communauté. </w:t>
-      </w:r>
-      <w:proofErr w:type="gramStart"/>
-      <w:r>
-        <w:t>Le hacker</w:t>
-      </w:r>
-      <w:proofErr w:type="gramEnd"/>
-      <w:r>
-        <w:t xml:space="preserve"> s'est directement fait l'écho de cette colère.</w:t>
-      </w:r>
-    </w:p>
-    <w:p>
-      <w:pPr>
-        <w:rPr>
-          <w:b/>
-          <w:bCs/>
-        </w:rPr>
-      </w:pPr>
-      <w:r>
-        <w:rPr>
-          <w:b/>
-          <w:bCs/>
-        </w:rPr>
-        <w:t>Conclusion pour votre veille</w:t>
+        <w:t>, dénonçant une modération autoritaire et une monétisation à outrance de la communauté. Le hacker s'est directement fait l'écho de cette colère.</w:t>
       </w:r>
     </w:p>
     <w:p>
@@ -500,11 +480,6 @@
       <w:proofErr w:type="spellEnd"/>
       <w:r>
         <w:t xml:space="preserve"> (4 mars 2026).</w:t>
-      </w:r>
-    </w:p>
-    <w:p>
-      <w:r>
-        <w:t>Souhaitez-vous que je détaille davantage l'aspect purement technique des failles (IAM et 2FA) ou le mécanisme de blanchiment financier pour étoffer votre dossier ?</w:t>
       </w:r>
     </w:p>
     <w:p>
@@ -1741,6 +1716,7 @@
   <w:style w:type="character" w:default="1" w:styleId="Policepardfaut">
     <w:name w:val="Default Paragraph Font"/>
     <w:uiPriority w:val="1"/>
+    <w:semiHidden/>
     <w:unhideWhenUsed/>
   </w:style>
   <w:style w:type="table" w:default="1" w:styleId="TableauNormal">
